--- a/MINUTA - SENTENCA - 0803520-12.2025.8.18.0056.docx
+++ b/MINUTA - SENTENCA - 0803520-12.2025.8.18.0056.docx
@@ -54,7 +54,7 @@
           <w:color w:val="000000"/>
           <w:sz w:val="24"/>
         </w:rPr>
-        <w:t xml:space="preserve">A parte autora alega na inicial (Id. 88044378), em resumo, que é pessoa idosa e analfabeta, recebe seu benefício previdenciário em conta mantida junto ao réu e sofre débitos mensais da tarifa “CESTA B.EXPRESSO1”, que nunca contratou nem autorizou, no valor de R$ 29,00 a R$ 64,75 por mês (extratos de Ids. 88044385 a 88045003).</w:t>
+        <w:t xml:space="preserve">A parte autora alega na inicial (Id. 88044378), em resumo, que é idosa e analfabeta e sofre, na conta em que recebe seu benefício previdenciário, débitos mensais não contratados da tarifa “CESTA B.EXPRESSO1”, no valor de R$ 29,00 a R$ 64,75 (extratos de Ids. 88044385 a 88045003).</w:t>
       </w:r>
     </w:p>
     <w:p>
@@ -70,7 +70,7 @@
           <w:color w:val="000000"/>
           <w:sz w:val="24"/>
         </w:rPr>
-        <w:t xml:space="preserve">Por isso, requer a restituição em dobro dos valores descontados, a ser apurada em liquidação, e indenização por danos morais no valor de R$ 10.000,00.</w:t>
+        <w:t xml:space="preserve">Por isso, requer a restituição em dobro dos valores descontados e indenização por danos morais de R$ 10.000,00.</w:t>
       </w:r>
     </w:p>
     <w:p>
@@ -86,7 +86,7 @@
           <w:color w:val="000000"/>
           <w:sz w:val="24"/>
         </w:rPr>
-        <w:t xml:space="preserve">Citado, o demandado apresentou contestação (Id. 97114098) alegando, em síntese, que a pretensão está prescrita e, no mérito, que a cesta de serviços foi contratada na abertura da conta e utilizada pela parte autora além dos serviços essenciais, inexistindo ato ilícito, má-fé ou dano moral, e requerendo, em pedido contraposto, o pagamento das tarifas avulsas pelos serviços utilizados.</w:t>
+        <w:t xml:space="preserve">Citado, o demandado apresentou contestação (Id. 97114098) alegando, em síntese, que a pretensão está prescrita e que a cesta foi contratada na abertura da conta e utilizada além dos serviços essenciais, sem ato ilícito, má-fé ou dano moral, com pedido contraposto de pagamento das tarifas avulsas.</w:t>
       </w:r>
     </w:p>
     <w:p>
@@ -102,7 +102,7 @@
           <w:color w:val="000000"/>
           <w:sz w:val="24"/>
         </w:rPr>
-        <w:t xml:space="preserve">Em réplica (Id. 97122305), a parte autora alegou que o réu não apresentou prova idônea da contratação, que houve vício de consentimento e venda casada na abertura da conta, e reiterou os pedidos da inicial.</w:t>
+        <w:t xml:space="preserve">Em réplica (Id. 97122305), a parte autora alegou que o réu não provou a contratação e que houve vício de consentimento e venda casada.</w:t>
       </w:r>
     </w:p>
     <w:p>

--- a/MINUTA - SENTENCA - 0803520-12.2025.8.18.0056.docx
+++ b/MINUTA - SENTENCA - 0803520-12.2025.8.18.0056.docx
@@ -563,7 +563,7 @@
           <w:color w:val="000000"/>
           <w:sz w:val="24"/>
         </w:rPr>
-        <w:t xml:space="preserve">Os autos atestam, precipuamente, um prejuízo de R$ 2.995,40 (dois mil, novecentos e noventa e cinco reais e quarenta centavos), a ser contabilizado em liquidação.</w:t>
+        <w:t xml:space="preserve">Os autos atestam, precipuamente, um prejuízo de R$ 2.995,40 (dois mil novecentos e noventa e cinco reais e quarenta centavos), a ser contabilizado em liquidação.</w:t>
       </w:r>
     </w:p>
     <w:p>
